--- a/Docs/sprint_6/Web Performance Review Document.docx
+++ b/Docs/sprint_6/Web Performance Review Document.docx
@@ -22,6 +22,17 @@
     </w:p>
     <w:sdt>
       <w:sdtPr>
+        <w:rPr>
+          <w:rFonts w:asciiTheme="minorHAnsi" w:eastAsiaTheme="minorHAnsi" w:hAnsiTheme="minorHAnsi" w:cstheme="minorBidi"/>
+          <w:b w:val="0"/>
+          <w:bCs w:val="0"/>
+          <w:color w:val="auto"/>
+          <w:kern w:val="2"/>
+          <w:sz w:val="24"/>
+          <w:szCs w:val="24"/>
+          <w:lang w:val="en-001"/>
+          <w14:ligatures w14:val="standardContextual"/>
+        </w:rPr>
         <w:id w:val="496394857"/>
         <w:docPartObj>
           <w:docPartGallery w:val="Table of Contents"/>
@@ -30,14 +41,7 @@
       </w:sdtPr>
       <w:sdtEndPr>
         <w:rPr>
-          <w:rFonts w:asciiTheme="minorHAnsi" w:eastAsiaTheme="minorHAnsi" w:hAnsiTheme="minorHAnsi" w:cstheme="minorBidi"/>
           <w:noProof/>
-          <w:color w:val="auto"/>
-          <w:kern w:val="2"/>
-          <w:sz w:val="24"/>
-          <w:szCs w:val="24"/>
-          <w:lang w:val="en-001"/>
-          <w14:ligatures w14:val="standardContextual"/>
         </w:rPr>
       </w:sdtEndPr>
       <w:sdtContent>
@@ -57,6 +61,11 @@
               <w:tab w:val="right" w:leader="dot" w:pos="9350"/>
             </w:tabs>
             <w:rPr>
+              <w:rFonts w:eastAsiaTheme="minorEastAsia" w:cstheme="minorBidi"/>
+              <w:b w:val="0"/>
+              <w:bCs w:val="0"/>
+              <w:i w:val="0"/>
+              <w:iCs w:val="0"/>
               <w:noProof/>
             </w:rPr>
           </w:pPr>
@@ -77,7 +86,7 @@
             </w:rPr>
             <w:fldChar w:fldCharType="separate"/>
           </w:r>
-          <w:hyperlink w:anchor="_Toc169609969" w:history="1">
+          <w:hyperlink w:anchor="_Toc169857829" w:history="1">
             <w:r>
               <w:rPr>
                 <w:rStyle w:val="Hyperlink"/>
@@ -88,6 +97,11 @@
             </w:r>
             <w:r>
               <w:rPr>
+                <w:rFonts w:eastAsiaTheme="minorEastAsia" w:cstheme="minorBidi"/>
+                <w:b w:val="0"/>
+                <w:bCs w:val="0"/>
+                <w:i w:val="0"/>
+                <w:iCs w:val="0"/>
                 <w:noProof/>
               </w:rPr>
               <w:tab/>
@@ -119,7 +133,7 @@
                 <w:noProof/>
                 <w:webHidden/>
               </w:rPr>
-              <w:instrText xml:space="preserve"> PAGEREF _Toc169609969 \h </w:instrText>
+              <w:instrText xml:space="preserve"> PAGEREF _Toc169857829 \h </w:instrText>
             </w:r>
             <w:r>
               <w:rPr>
@@ -158,10 +172,15 @@
               <w:tab w:val="right" w:leader="dot" w:pos="9350"/>
             </w:tabs>
             <w:rPr>
+              <w:rFonts w:eastAsiaTheme="minorEastAsia" w:cstheme="minorBidi"/>
+              <w:b w:val="0"/>
+              <w:bCs w:val="0"/>
+              <w:i w:val="0"/>
+              <w:iCs w:val="0"/>
               <w:noProof/>
             </w:rPr>
           </w:pPr>
-          <w:hyperlink w:anchor="_Toc169609970" w:history="1">
+          <w:hyperlink w:anchor="_Toc169857830" w:history="1">
             <w:r>
               <w:rPr>
                 <w:rStyle w:val="Hyperlink"/>
@@ -172,6 +191,11 @@
             </w:r>
             <w:r>
               <w:rPr>
+                <w:rFonts w:eastAsiaTheme="minorEastAsia" w:cstheme="minorBidi"/>
+                <w:b w:val="0"/>
+                <w:bCs w:val="0"/>
+                <w:i w:val="0"/>
+                <w:iCs w:val="0"/>
                 <w:noProof/>
               </w:rPr>
               <w:tab/>
@@ -203,7 +227,7 @@
                 <w:noProof/>
                 <w:webHidden/>
               </w:rPr>
-              <w:instrText xml:space="preserve"> PAGEREF _Toc169609970 \h </w:instrText>
+              <w:instrText xml:space="preserve"> PAGEREF _Toc169857830 \h </w:instrText>
             </w:r>
             <w:r>
               <w:rPr>
@@ -242,10 +266,15 @@
               <w:tab w:val="right" w:leader="dot" w:pos="9350"/>
             </w:tabs>
             <w:rPr>
+              <w:rFonts w:eastAsiaTheme="minorEastAsia" w:cstheme="minorBidi"/>
+              <w:b w:val="0"/>
+              <w:bCs w:val="0"/>
+              <w:i w:val="0"/>
+              <w:iCs w:val="0"/>
               <w:noProof/>
             </w:rPr>
           </w:pPr>
-          <w:hyperlink w:anchor="_Toc169609971" w:history="1">
+          <w:hyperlink w:anchor="_Toc169857831" w:history="1">
             <w:r>
               <w:rPr>
                 <w:rStyle w:val="Hyperlink"/>
@@ -256,6 +285,11 @@
             </w:r>
             <w:r>
               <w:rPr>
+                <w:rFonts w:eastAsiaTheme="minorEastAsia" w:cstheme="minorBidi"/>
+                <w:b w:val="0"/>
+                <w:bCs w:val="0"/>
+                <w:i w:val="0"/>
+                <w:iCs w:val="0"/>
                 <w:noProof/>
               </w:rPr>
               <w:tab/>
@@ -287,7 +321,7 @@
                 <w:noProof/>
                 <w:webHidden/>
               </w:rPr>
-              <w:instrText xml:space="preserve"> PAGEREF _Toc169609971 \h </w:instrText>
+              <w:instrText xml:space="preserve"> PAGEREF _Toc169857831 \h </w:instrText>
             </w:r>
             <w:r>
               <w:rPr>
@@ -326,10 +360,15 @@
               <w:tab w:val="right" w:leader="dot" w:pos="9350"/>
             </w:tabs>
             <w:rPr>
+              <w:rFonts w:eastAsiaTheme="minorEastAsia" w:cstheme="minorBidi"/>
+              <w:b w:val="0"/>
+              <w:bCs w:val="0"/>
+              <w:i w:val="0"/>
+              <w:iCs w:val="0"/>
               <w:noProof/>
             </w:rPr>
           </w:pPr>
-          <w:hyperlink w:anchor="_Toc169609972" w:history="1">
+          <w:hyperlink w:anchor="_Toc169857832" w:history="1">
             <w:r>
               <w:rPr>
                 <w:rStyle w:val="Hyperlink"/>
@@ -340,6 +379,11 @@
             </w:r>
             <w:r>
               <w:rPr>
+                <w:rFonts w:eastAsiaTheme="minorEastAsia" w:cstheme="minorBidi"/>
+                <w:b w:val="0"/>
+                <w:bCs w:val="0"/>
+                <w:i w:val="0"/>
+                <w:iCs w:val="0"/>
                 <w:noProof/>
               </w:rPr>
               <w:tab/>
@@ -371,7 +415,7 @@
                 <w:noProof/>
                 <w:webHidden/>
               </w:rPr>
-              <w:instrText xml:space="preserve"> PAGEREF _Toc169609972 \h </w:instrText>
+              <w:instrText xml:space="preserve"> PAGEREF _Toc169857832 \h </w:instrText>
             </w:r>
             <w:r>
               <w:rPr>
@@ -410,10 +454,15 @@
               <w:tab w:val="right" w:leader="dot" w:pos="9350"/>
             </w:tabs>
             <w:rPr>
+              <w:rFonts w:eastAsiaTheme="minorEastAsia" w:cstheme="minorBidi"/>
+              <w:b w:val="0"/>
+              <w:bCs w:val="0"/>
+              <w:i w:val="0"/>
+              <w:iCs w:val="0"/>
               <w:noProof/>
             </w:rPr>
           </w:pPr>
-          <w:hyperlink w:anchor="_Toc169609973" w:history="1">
+          <w:hyperlink w:anchor="_Toc169857833" w:history="1">
             <w:r>
               <w:rPr>
                 <w:rStyle w:val="Hyperlink"/>
@@ -424,6 +473,11 @@
             </w:r>
             <w:r>
               <w:rPr>
+                <w:rFonts w:eastAsiaTheme="minorEastAsia" w:cstheme="minorBidi"/>
+                <w:b w:val="0"/>
+                <w:bCs w:val="0"/>
+                <w:i w:val="0"/>
+                <w:iCs w:val="0"/>
                 <w:noProof/>
               </w:rPr>
               <w:tab/>
@@ -455,7 +509,7 @@
                 <w:noProof/>
                 <w:webHidden/>
               </w:rPr>
-              <w:instrText xml:space="preserve"> PAGEREF _Toc169609973 \h </w:instrText>
+              <w:instrText xml:space="preserve"> PAGEREF _Toc169857833 \h </w:instrText>
             </w:r>
             <w:r>
               <w:rPr>
@@ -494,10 +548,15 @@
               <w:tab w:val="right" w:leader="dot" w:pos="9350"/>
             </w:tabs>
             <w:rPr>
+              <w:rFonts w:eastAsiaTheme="minorEastAsia" w:cstheme="minorBidi"/>
+              <w:b w:val="0"/>
+              <w:bCs w:val="0"/>
+              <w:i w:val="0"/>
+              <w:iCs w:val="0"/>
               <w:noProof/>
             </w:rPr>
           </w:pPr>
-          <w:hyperlink w:anchor="_Toc169609974" w:history="1">
+          <w:hyperlink w:anchor="_Toc169857834" w:history="1">
             <w:r>
               <w:rPr>
                 <w:rStyle w:val="Hyperlink"/>
@@ -508,6 +567,11 @@
             </w:r>
             <w:r>
               <w:rPr>
+                <w:rFonts w:eastAsiaTheme="minorEastAsia" w:cstheme="minorBidi"/>
+                <w:b w:val="0"/>
+                <w:bCs w:val="0"/>
+                <w:i w:val="0"/>
+                <w:iCs w:val="0"/>
                 <w:noProof/>
               </w:rPr>
               <w:tab/>
@@ -518,7 +582,7 @@
                 <w:noProof/>
                 <w:lang w:val="en-US"/>
               </w:rPr>
-              <w:t>Recommendations</w:t>
+              <w:t>Carbon Footprint</w:t>
             </w:r>
             <w:r>
               <w:rPr>
@@ -539,7 +603,7 @@
                 <w:noProof/>
                 <w:webHidden/>
               </w:rPr>
-              <w:instrText xml:space="preserve"> PAGEREF _Toc169609974 \h </w:instrText>
+              <w:instrText xml:space="preserve"> PAGEREF _Toc169857834 \h </w:instrText>
             </w:r>
             <w:r>
               <w:rPr>
@@ -578,10 +642,15 @@
               <w:tab w:val="right" w:leader="dot" w:pos="9350"/>
             </w:tabs>
             <w:rPr>
+              <w:rFonts w:eastAsiaTheme="minorEastAsia" w:cstheme="minorBidi"/>
+              <w:b w:val="0"/>
+              <w:bCs w:val="0"/>
+              <w:i w:val="0"/>
+              <w:iCs w:val="0"/>
               <w:noProof/>
             </w:rPr>
           </w:pPr>
-          <w:hyperlink w:anchor="_Toc169609975" w:history="1">
+          <w:hyperlink w:anchor="_Toc169857835" w:history="1">
             <w:r>
               <w:rPr>
                 <w:rStyle w:val="Hyperlink"/>
@@ -592,6 +661,11 @@
             </w:r>
             <w:r>
               <w:rPr>
+                <w:rFonts w:eastAsiaTheme="minorEastAsia" w:cstheme="minorBidi"/>
+                <w:b w:val="0"/>
+                <w:bCs w:val="0"/>
+                <w:i w:val="0"/>
+                <w:iCs w:val="0"/>
                 <w:noProof/>
               </w:rPr>
               <w:tab/>
@@ -602,6 +676,100 @@
                 <w:noProof/>
                 <w:lang w:val="en-US"/>
               </w:rPr>
+              <w:t>Recommendations</w:t>
+            </w:r>
+            <w:r>
+              <w:rPr>
+                <w:noProof/>
+                <w:webHidden/>
+              </w:rPr>
+              <w:tab/>
+            </w:r>
+            <w:r>
+              <w:rPr>
+                <w:noProof/>
+                <w:webHidden/>
+              </w:rPr>
+              <w:fldChar w:fldCharType="begin"/>
+            </w:r>
+            <w:r>
+              <w:rPr>
+                <w:noProof/>
+                <w:webHidden/>
+              </w:rPr>
+              <w:instrText xml:space="preserve"> PAGEREF _Toc169857835 \h </w:instrText>
+            </w:r>
+            <w:r>
+              <w:rPr>
+                <w:noProof/>
+                <w:webHidden/>
+              </w:rPr>
+            </w:r>
+            <w:r>
+              <w:rPr>
+                <w:noProof/>
+                <w:webHidden/>
+              </w:rPr>
+              <w:fldChar w:fldCharType="separate"/>
+            </w:r>
+            <w:r>
+              <w:rPr>
+                <w:noProof/>
+                <w:webHidden/>
+              </w:rPr>
+              <w:t>3</w:t>
+            </w:r>
+            <w:r>
+              <w:rPr>
+                <w:noProof/>
+                <w:webHidden/>
+              </w:rPr>
+              <w:fldChar w:fldCharType="end"/>
+            </w:r>
+          </w:hyperlink>
+        </w:p>
+        <w:p>
+          <w:pPr>
+            <w:pStyle w:val="TOC1"/>
+            <w:tabs>
+              <w:tab w:val="left" w:pos="480"/>
+              <w:tab w:val="right" w:leader="dot" w:pos="9350"/>
+            </w:tabs>
+            <w:rPr>
+              <w:rFonts w:eastAsiaTheme="minorEastAsia" w:cstheme="minorBidi"/>
+              <w:b w:val="0"/>
+              <w:bCs w:val="0"/>
+              <w:i w:val="0"/>
+              <w:iCs w:val="0"/>
+              <w:noProof/>
+            </w:rPr>
+          </w:pPr>
+          <w:hyperlink w:anchor="_Toc169857836" w:history="1">
+            <w:r>
+              <w:rPr>
+                <w:rStyle w:val="Hyperlink"/>
+                <w:noProof/>
+                <w:lang w:val="en-US"/>
+              </w:rPr>
+              <w:t>8.</w:t>
+            </w:r>
+            <w:r>
+              <w:rPr>
+                <w:rFonts w:eastAsiaTheme="minorEastAsia" w:cstheme="minorBidi"/>
+                <w:b w:val="0"/>
+                <w:bCs w:val="0"/>
+                <w:i w:val="0"/>
+                <w:iCs w:val="0"/>
+                <w:noProof/>
+              </w:rPr>
+              <w:tab/>
+            </w:r>
+            <w:r>
+              <w:rPr>
+                <w:rStyle w:val="Hyperlink"/>
+                <w:noProof/>
+                <w:lang w:val="en-US"/>
+              </w:rPr>
               <w:t>Conclusions</w:t>
             </w:r>
             <w:r>
@@ -623,7 +791,7 @@
                 <w:noProof/>
                 <w:webHidden/>
               </w:rPr>
-              <w:instrText xml:space="preserve"> PAGEREF _Toc169609975 \h </w:instrText>
+              <w:instrText xml:space="preserve"> PAGEREF _Toc169857836 \h </w:instrText>
             </w:r>
             <w:r>
               <w:rPr>
@@ -643,7 +811,7 @@
                 <w:noProof/>
                 <w:webHidden/>
               </w:rPr>
-              <w:t>3</w:t>
+              <w:t>4</w:t>
             </w:r>
             <w:r>
               <w:rPr>
@@ -684,7 +852,7 @@
           <w:lang w:val="en-US"/>
         </w:rPr>
       </w:pPr>
-      <w:bookmarkStart w:id="0" w:name="_Toc169609969"/>
+      <w:bookmarkStart w:id="0" w:name="_Toc169857829"/>
       <w:r>
         <w:rPr>
           <w:lang w:val="en-US"/>
@@ -714,7 +882,7 @@
           <w:lang w:val="en-US"/>
         </w:rPr>
       </w:pPr>
-      <w:bookmarkStart w:id="1" w:name="_Toc169609970"/>
+      <w:bookmarkStart w:id="1" w:name="_Toc169857830"/>
       <w:r>
         <w:rPr>
           <w:lang w:val="en-US"/>
@@ -828,7 +996,7 @@
           <w:lang w:val="en-US"/>
         </w:rPr>
       </w:pPr>
-      <w:bookmarkStart w:id="2" w:name="_Toc169609971"/>
+      <w:bookmarkStart w:id="2" w:name="_Toc169857831"/>
       <w:r>
         <w:rPr>
           <w:lang w:val="en-US"/>
@@ -873,15 +1041,7 @@
         <w:t xml:space="preserve">Hardware: </w:t>
       </w:r>
       <w:r>
-        <w:t xml:space="preserve">MacBook Pro </w:t>
-      </w:r>
-      <w:proofErr w:type="gramStart"/>
-      <w:r>
-        <w:t>13 inch</w:t>
-      </w:r>
-      <w:proofErr w:type="gramEnd"/>
-      <w:r>
-        <w:t xml:space="preserve"> 2022 with M2 chip.</w:t>
+        <w:t>MacBook Pro 13 inch 2022 with M2 chip.</w:t>
       </w:r>
     </w:p>
     <w:p>
@@ -1016,19 +1176,11 @@
           <w:lang w:val="en-US"/>
         </w:rPr>
       </w:pPr>
-      <w:proofErr w:type="spellStart"/>
-      <w:r>
-        <w:rPr>
-          <w:lang w:val="en-US"/>
-        </w:rPr>
-        <w:t>CategoryController</w:t>
-      </w:r>
-      <w:proofErr w:type="spellEnd"/>
-      <w:r>
-        <w:rPr>
-          <w:lang w:val="en-US"/>
-        </w:rPr>
-        <w:t xml:space="preserve">: </w:t>
+      <w:r>
+        <w:rPr>
+          <w:lang w:val="en-US"/>
+        </w:rPr>
+        <w:t xml:space="preserve">CategoryController: </w:t>
       </w:r>
       <w:r>
         <w:t>Simulates requests to retrieve category information.</w:t>
@@ -1150,7 +1302,7 @@
           <w:lang w:val="en-US"/>
         </w:rPr>
       </w:pPr>
-      <w:bookmarkStart w:id="3" w:name="_Toc169609972"/>
+      <w:bookmarkStart w:id="3" w:name="_Toc169857832"/>
       <w:r>
         <w:rPr>
           <w:lang w:val="en-US"/>
@@ -1255,25 +1407,7 @@
                 <w:szCs w:val="16"/>
                 <w:lang w:val="en-US"/>
               </w:rPr>
-              <w:t>Avg(</w:t>
-            </w:r>
-            <w:proofErr w:type="spellStart"/>
-            <w:r>
-              <w:rPr>
-                <w:sz w:val="16"/>
-                <w:szCs w:val="16"/>
-                <w:lang w:val="en-US"/>
-              </w:rPr>
-              <w:t>ms</w:t>
-            </w:r>
-            <w:proofErr w:type="spellEnd"/>
-            <w:r>
-              <w:rPr>
-                <w:sz w:val="16"/>
-                <w:szCs w:val="16"/>
-                <w:lang w:val="en-US"/>
-              </w:rPr>
-              <w:t>)</w:t>
+              <w:t>Avg(ms)</w:t>
             </w:r>
           </w:p>
         </w:tc>
@@ -1297,25 +1431,7 @@
                 <w:szCs w:val="16"/>
                 <w:lang w:val="en-US"/>
               </w:rPr>
-              <w:t>Min(</w:t>
-            </w:r>
-            <w:proofErr w:type="spellStart"/>
-            <w:r>
-              <w:rPr>
-                <w:sz w:val="16"/>
-                <w:szCs w:val="16"/>
-                <w:lang w:val="en-US"/>
-              </w:rPr>
-              <w:t>ms</w:t>
-            </w:r>
-            <w:proofErr w:type="spellEnd"/>
-            <w:r>
-              <w:rPr>
-                <w:sz w:val="16"/>
-                <w:szCs w:val="16"/>
-                <w:lang w:val="en-US"/>
-              </w:rPr>
-              <w:t>)</w:t>
+              <w:t>Min(ms)</w:t>
             </w:r>
           </w:p>
         </w:tc>
@@ -1339,25 +1455,7 @@
                 <w:szCs w:val="16"/>
                 <w:lang w:val="en-US"/>
               </w:rPr>
-              <w:t>Max(</w:t>
-            </w:r>
-            <w:proofErr w:type="spellStart"/>
-            <w:r>
-              <w:rPr>
-                <w:sz w:val="16"/>
-                <w:szCs w:val="16"/>
-                <w:lang w:val="en-US"/>
-              </w:rPr>
-              <w:t>ms</w:t>
-            </w:r>
-            <w:proofErr w:type="spellEnd"/>
-            <w:r>
-              <w:rPr>
-                <w:sz w:val="16"/>
-                <w:szCs w:val="16"/>
-                <w:lang w:val="en-US"/>
-              </w:rPr>
-              <w:t>)</w:t>
+              <w:t>Max(ms)</w:t>
             </w:r>
           </w:p>
         </w:tc>
@@ -1612,7 +1710,6 @@
                 <w:lang w:val="en-US"/>
               </w:rPr>
             </w:pPr>
-            <w:proofErr w:type="spellStart"/>
             <w:r>
               <w:rPr>
                 <w:sz w:val="16"/>
@@ -1621,7 +1718,6 @@
               </w:rPr>
               <w:t>CategoryController</w:t>
             </w:r>
-            <w:proofErr w:type="spellEnd"/>
           </w:p>
         </w:tc>
         <w:tc>
@@ -1957,7 +2053,6 @@
                 <w:lang w:val="en-US"/>
               </w:rPr>
             </w:pPr>
-            <w:proofErr w:type="spellStart"/>
             <w:r>
               <w:rPr>
                 <w:sz w:val="16"/>
@@ -1966,7 +2061,6 @@
               </w:rPr>
               <w:t>AccountController</w:t>
             </w:r>
-            <w:proofErr w:type="spellEnd"/>
           </w:p>
         </w:tc>
         <w:tc>
@@ -2302,7 +2396,6 @@
                 <w:lang w:val="en-US"/>
               </w:rPr>
             </w:pPr>
-            <w:proofErr w:type="spellStart"/>
             <w:r>
               <w:rPr>
                 <w:sz w:val="16"/>
@@ -2311,7 +2404,6 @@
               </w:rPr>
               <w:t>WebsiteStatisticsController</w:t>
             </w:r>
-            <w:proofErr w:type="spellEnd"/>
           </w:p>
         </w:tc>
         <w:tc>
@@ -2662,7 +2754,6 @@
                 <w:lang w:val="en-US"/>
               </w:rPr>
             </w:pPr>
-            <w:proofErr w:type="spellStart"/>
             <w:r>
               <w:rPr>
                 <w:sz w:val="16"/>
@@ -2671,7 +2762,6 @@
               </w:rPr>
               <w:t>TransactionController</w:t>
             </w:r>
-            <w:proofErr w:type="spellEnd"/>
           </w:p>
         </w:tc>
         <w:tc>
@@ -3015,7 +3105,6 @@
                 <w:lang w:val="en-US"/>
               </w:rPr>
             </w:pPr>
-            <w:proofErr w:type="spellStart"/>
             <w:r>
               <w:rPr>
                 <w:sz w:val="16"/>
@@ -3024,7 +3113,6 @@
               </w:rPr>
               <w:t>ProductController</w:t>
             </w:r>
-            <w:proofErr w:type="spellEnd"/>
           </w:p>
         </w:tc>
         <w:tc>
@@ -3360,7 +3448,6 @@
                 <w:lang w:val="en-US"/>
               </w:rPr>
             </w:pPr>
-            <w:proofErr w:type="spellStart"/>
             <w:r>
               <w:rPr>
                 <w:sz w:val="16"/>
@@ -3369,7 +3456,6 @@
               </w:rPr>
               <w:t>LocationController</w:t>
             </w:r>
-            <w:proofErr w:type="spellEnd"/>
           </w:p>
         </w:tc>
         <w:tc>
@@ -3705,7 +3791,6 @@
                 <w:lang w:val="en-US"/>
               </w:rPr>
             </w:pPr>
-            <w:proofErr w:type="spellStart"/>
             <w:r>
               <w:rPr>
                 <w:sz w:val="16"/>
@@ -3714,7 +3799,6 @@
               </w:rPr>
               <w:t>ChatController</w:t>
             </w:r>
-            <w:proofErr w:type="spellEnd"/>
           </w:p>
         </w:tc>
         <w:tc>
@@ -4549,7 +4633,7 @@
           <w:lang w:val="en-US"/>
         </w:rPr>
       </w:pPr>
-      <w:bookmarkStart w:id="4" w:name="_Toc169609973"/>
+      <w:bookmarkStart w:id="4" w:name="_Toc169857833"/>
       <w:r>
         <w:rPr>
           <w:lang w:val="en-US"/>
@@ -5267,14 +5351,89 @@
           <w:lang w:val="en-US"/>
         </w:rPr>
       </w:pPr>
-      <w:bookmarkStart w:id="5" w:name="_Toc169609974"/>
+      <w:bookmarkStart w:id="5" w:name="_Toc169857834"/>
+      <w:r>
+        <w:rPr>
+          <w:lang w:val="en-US"/>
+        </w:rPr>
+        <w:t>Carbon Footprint</w:t>
+      </w:r>
+      <w:bookmarkEnd w:id="5"/>
+    </w:p>
+    <w:p>
+      <w:pPr>
+        <w:rPr>
+          <w:lang w:val="en-US"/>
+        </w:rPr>
+      </w:pPr>
+    </w:p>
+    <w:p>
+      <w:pPr>
+        <w:pStyle w:val="ListParagraph"/>
+        <w:numPr>
+          <w:ilvl w:val="0"/>
+          <w:numId w:val="9"/>
+        </w:numPr>
+        <w:rPr>
+          <w:lang w:val="en-US"/>
+        </w:rPr>
+      </w:pPr>
+      <w:r>
+        <w:t>Estimated CO2 usage per year</w:t>
+      </w:r>
+      <w:r>
+        <w:t>: 43LBS of CO2</w:t>
+      </w:r>
+    </w:p>
+    <w:p>
+      <w:pPr>
+        <w:rPr>
+          <w:lang w:val="en-US"/>
+        </w:rPr>
+      </w:pPr>
+    </w:p>
+    <w:p>
+      <w:pPr>
+        <w:ind w:left="360"/>
+        <w:rPr>
+          <w:lang w:val="en-US"/>
+        </w:rPr>
+      </w:pPr>
+      <w:r>
+        <w:rPr>
+          <w:lang w:val="en-US"/>
+        </w:rPr>
+        <w:t xml:space="preserve">Calculation done using </w:t>
+      </w:r>
+      <w:hyperlink r:id="rId6" w:history="1">
+        <w:r>
+          <w:rPr>
+            <w:rStyle w:val="Hyperlink"/>
+            <w:lang w:val="en-US"/>
+          </w:rPr>
+          <w:t>Website Carbon Calculator</w:t>
+        </w:r>
+      </w:hyperlink>
+    </w:p>
+    <w:p>
+      <w:pPr>
+        <w:pStyle w:val="Heading1"/>
+        <w:numPr>
+          <w:ilvl w:val="0"/>
+          <w:numId w:val="2"/>
+        </w:numPr>
+        <w:rPr>
+          <w:lang w:val="en-US"/>
+        </w:rPr>
+      </w:pPr>
+      <w:bookmarkStart w:id="6" w:name="_Toc169857835"/>
       <w:r>
         <w:rPr>
           <w:lang w:val="en-US"/>
         </w:rPr>
         <w:t>Recommendations</w:t>
       </w:r>
-      <w:bookmarkEnd w:id="5"/>
+      <w:bookmarkEnd w:id="6"/>
       <w:r>
         <w:rPr>
           <w:lang w:val="en-US"/>
@@ -5504,6 +5663,7 @@
           <w:b/>
           <w:bCs/>
         </w:rPr>
+        <w:lastRenderedPageBreak/>
         <w:t>Improve First Contentful Paint (FCP) and Largest Contentful Paint (LCP)</w:t>
       </w:r>
       <w:r>
@@ -5570,7 +5730,6 @@
           <w:b/>
           <w:bCs/>
         </w:rPr>
-        <w:lastRenderedPageBreak/>
         <w:t>Ensure Accessibility Compliance</w:t>
       </w:r>
       <w:r>
@@ -5610,14 +5769,14 @@
           <w:lang w:val="en-US"/>
         </w:rPr>
       </w:pPr>
-      <w:bookmarkStart w:id="6" w:name="_Toc169609975"/>
+      <w:bookmarkStart w:id="7" w:name="_Toc169857836"/>
       <w:r>
         <w:rPr>
           <w:lang w:val="en-US"/>
         </w:rPr>
         <w:t>Conclusions</w:t>
       </w:r>
-      <w:bookmarkEnd w:id="6"/>
+      <w:bookmarkEnd w:id="7"/>
     </w:p>
     <w:p>
       <w:pPr>
@@ -6094,6 +6253,119 @@
     </w:lvl>
   </w:abstractNum>
   <w:abstractNum w:abstractNumId="4" w15:restartNumberingAfterBreak="0">
+    <w:nsid w:val="4A2C2E63"/>
+    <w:multiLevelType w:val="hybridMultilevel"/>
+    <w:tmpl w:val="79040C62"/>
+    <w:lvl w:ilvl="0" w:tplc="04090001">
+      <w:start w:val="1"/>
+      <w:numFmt w:val="bullet"/>
+      <w:lvlText w:val=""/>
+      <w:lvlJc w:val="left"/>
+      <w:pPr>
+        <w:ind w:left="720" w:hanging="360"/>
+      </w:pPr>
+      <w:rPr>
+        <w:rFonts w:ascii="Symbol" w:hAnsi="Symbol" w:hint="default"/>
+      </w:rPr>
+    </w:lvl>
+    <w:lvl w:ilvl="1" w:tplc="04090003" w:tentative="1">
+      <w:start w:val="1"/>
+      <w:numFmt w:val="bullet"/>
+      <w:lvlText w:val="o"/>
+      <w:lvlJc w:val="left"/>
+      <w:pPr>
+        <w:ind w:left="1440" w:hanging="360"/>
+      </w:pPr>
+      <w:rPr>
+        <w:rFonts w:ascii="Courier New" w:hAnsi="Courier New" w:hint="default"/>
+      </w:rPr>
+    </w:lvl>
+    <w:lvl w:ilvl="2" w:tplc="04090005" w:tentative="1">
+      <w:start w:val="1"/>
+      <w:numFmt w:val="bullet"/>
+      <w:lvlText w:val=""/>
+      <w:lvlJc w:val="left"/>
+      <w:pPr>
+        <w:ind w:left="2160" w:hanging="360"/>
+      </w:pPr>
+      <w:rPr>
+        <w:rFonts w:ascii="Wingdings" w:hAnsi="Wingdings" w:hint="default"/>
+      </w:rPr>
+    </w:lvl>
+    <w:lvl w:ilvl="3" w:tplc="04090001" w:tentative="1">
+      <w:start w:val="1"/>
+      <w:numFmt w:val="bullet"/>
+      <w:lvlText w:val=""/>
+      <w:lvlJc w:val="left"/>
+      <w:pPr>
+        <w:ind w:left="2880" w:hanging="360"/>
+      </w:pPr>
+      <w:rPr>
+        <w:rFonts w:ascii="Symbol" w:hAnsi="Symbol" w:hint="default"/>
+      </w:rPr>
+    </w:lvl>
+    <w:lvl w:ilvl="4" w:tplc="04090003" w:tentative="1">
+      <w:start w:val="1"/>
+      <w:numFmt w:val="bullet"/>
+      <w:lvlText w:val="o"/>
+      <w:lvlJc w:val="left"/>
+      <w:pPr>
+        <w:ind w:left="3600" w:hanging="360"/>
+      </w:pPr>
+      <w:rPr>
+        <w:rFonts w:ascii="Courier New" w:hAnsi="Courier New" w:hint="default"/>
+      </w:rPr>
+    </w:lvl>
+    <w:lvl w:ilvl="5" w:tplc="04090005" w:tentative="1">
+      <w:start w:val="1"/>
+      <w:numFmt w:val="bullet"/>
+      <w:lvlText w:val=""/>
+      <w:lvlJc w:val="left"/>
+      <w:pPr>
+        <w:ind w:left="4320" w:hanging="360"/>
+      </w:pPr>
+      <w:rPr>
+        <w:rFonts w:ascii="Wingdings" w:hAnsi="Wingdings" w:hint="default"/>
+      </w:rPr>
+    </w:lvl>
+    <w:lvl w:ilvl="6" w:tplc="04090001" w:tentative="1">
+      <w:start w:val="1"/>
+      <w:numFmt w:val="bullet"/>
+      <w:lvlText w:val=""/>
+      <w:lvlJc w:val="left"/>
+      <w:pPr>
+        <w:ind w:left="5040" w:hanging="360"/>
+      </w:pPr>
+      <w:rPr>
+        <w:rFonts w:ascii="Symbol" w:hAnsi="Symbol" w:hint="default"/>
+      </w:rPr>
+    </w:lvl>
+    <w:lvl w:ilvl="7" w:tplc="04090003" w:tentative="1">
+      <w:start w:val="1"/>
+      <w:numFmt w:val="bullet"/>
+      <w:lvlText w:val="o"/>
+      <w:lvlJc w:val="left"/>
+      <w:pPr>
+        <w:ind w:left="5760" w:hanging="360"/>
+      </w:pPr>
+      <w:rPr>
+        <w:rFonts w:ascii="Courier New" w:hAnsi="Courier New" w:hint="default"/>
+      </w:rPr>
+    </w:lvl>
+    <w:lvl w:ilvl="8" w:tplc="04090005" w:tentative="1">
+      <w:start w:val="1"/>
+      <w:numFmt w:val="bullet"/>
+      <w:lvlText w:val=""/>
+      <w:lvlJc w:val="left"/>
+      <w:pPr>
+        <w:ind w:left="6480" w:hanging="360"/>
+      </w:pPr>
+      <w:rPr>
+        <w:rFonts w:ascii="Wingdings" w:hAnsi="Wingdings" w:hint="default"/>
+      </w:rPr>
+    </w:lvl>
+  </w:abstractNum>
+  <w:abstractNum w:abstractNumId="5" w15:restartNumberingAfterBreak="0">
     <w:nsid w:val="4F24643B"/>
     <w:multiLevelType w:val="hybridMultilevel"/>
     <w:tmpl w:val="1264CDB6"/>
@@ -6206,7 +6478,7 @@
       </w:rPr>
     </w:lvl>
   </w:abstractNum>
-  <w:abstractNum w:abstractNumId="5" w15:restartNumberingAfterBreak="0">
+  <w:abstractNum w:abstractNumId="6" w15:restartNumberingAfterBreak="0">
     <w:nsid w:val="52BA6C74"/>
     <w:multiLevelType w:val="hybridMultilevel"/>
     <w:tmpl w:val="E3BC3682"/>
@@ -6319,7 +6591,7 @@
       </w:rPr>
     </w:lvl>
   </w:abstractNum>
-  <w:abstractNum w:abstractNumId="6" w15:restartNumberingAfterBreak="0">
+  <w:abstractNum w:abstractNumId="7" w15:restartNumberingAfterBreak="0">
     <w:nsid w:val="6AE63F30"/>
     <w:multiLevelType w:val="hybridMultilevel"/>
     <w:tmpl w:val="F3DAB81A"/>
@@ -6408,7 +6680,7 @@
       </w:pPr>
     </w:lvl>
   </w:abstractNum>
-  <w:abstractNum w:abstractNumId="7" w15:restartNumberingAfterBreak="0">
+  <w:abstractNum w:abstractNumId="8" w15:restartNumberingAfterBreak="0">
     <w:nsid w:val="6F42159D"/>
     <w:multiLevelType w:val="hybridMultilevel"/>
     <w:tmpl w:val="4C082F9C"/>
@@ -6525,25 +6797,28 @@
     <w:abstractNumId w:val="2"/>
   </w:num>
   <w:num w:numId="2" w16cid:durableId="483741697">
-    <w:abstractNumId w:val="6"/>
+    <w:abstractNumId w:val="7"/>
   </w:num>
   <w:num w:numId="3" w16cid:durableId="993799423">
-    <w:abstractNumId w:val="7"/>
+    <w:abstractNumId w:val="8"/>
   </w:num>
   <w:num w:numId="4" w16cid:durableId="633948371">
     <w:abstractNumId w:val="0"/>
   </w:num>
   <w:num w:numId="5" w16cid:durableId="1504248873">
-    <w:abstractNumId w:val="5"/>
+    <w:abstractNumId w:val="6"/>
   </w:num>
   <w:num w:numId="6" w16cid:durableId="1505245896">
     <w:abstractNumId w:val="3"/>
   </w:num>
   <w:num w:numId="7" w16cid:durableId="634215418">
-    <w:abstractNumId w:val="4"/>
+    <w:abstractNumId w:val="5"/>
   </w:num>
   <w:num w:numId="8" w16cid:durableId="705183698">
     <w:abstractNumId w:val="1"/>
+  </w:num>
+  <w:num w:numId="9" w16cid:durableId="770393260">
+    <w:abstractNumId w:val="4"/>
   </w:num>
 </w:numbering>
 </file>
@@ -6969,6 +7244,7 @@
   <w:style w:type="character" w:default="1" w:styleId="DefaultParagraphFont">
     <w:name w:val="Default Paragraph Font"/>
     <w:uiPriority w:val="1"/>
+    <w:semiHidden/>
     <w:unhideWhenUsed/>
   </w:style>
   <w:style w:type="table" w:default="1" w:styleId="TableNormal">
@@ -7250,6 +7526,30 @@
       <w:rFonts w:cstheme="minorHAnsi"/>
       <w:sz w:val="20"/>
       <w:szCs w:val="20"/>
+    </w:rPr>
+  </w:style>
+  <w:style w:type="character" w:styleId="UnresolvedMention">
+    <w:name w:val="Unresolved Mention"/>
+    <w:basedOn w:val="DefaultParagraphFont"/>
+    <w:uiPriority w:val="99"/>
+    <w:semiHidden/>
+    <w:unhideWhenUsed/>
+    <w:rsid w:val="00B11988"/>
+    <w:rPr>
+      <w:color w:val="605E5C"/>
+      <w:shd w:val="clear" w:color="auto" w:fill="E1DFDD"/>
+    </w:rPr>
+  </w:style>
+  <w:style w:type="character" w:styleId="FollowedHyperlink">
+    <w:name w:val="FollowedHyperlink"/>
+    <w:basedOn w:val="DefaultParagraphFont"/>
+    <w:uiPriority w:val="99"/>
+    <w:semiHidden/>
+    <w:unhideWhenUsed/>
+    <w:rsid w:val="00B11988"/>
+    <w:rPr>
+      <w:color w:val="800080" w:themeColor="followedHyperlink"/>
+      <w:u w:val="single"/>
     </w:rPr>
   </w:style>
 </w:styles>
